--- a/MejoraContinua-Marca/01_DOCUMENTOS/00_CRITERIO_MEDULAR.docx
+++ b/MejoraContinua-Marca/01_DOCUMENTOS/00_CRITERIO_MEDULAR.docx
@@ -133,7 +133,7 @@
           <w:sz w:val="22"/>
           <w:szCs w:val="22"/>
         </w:rPr>
-        <w:t xml:space="preserve">Tipografía, confirmada contra el manual de marca original (agencia Dominó): Bw Modelica Medium para el wordmark y para títulos/headings. Bw Modelica Regular para texto de apoyo y cuerpo. League Spartan Bold NO es la tipografía general de la marca — el manual la reserva específicamente para acompañar lockups de submarca ("by Mejora Continua"), no para el logo principal ni para texto corrido. Corregido en este manual; pendiente corregir en mejoraok.com, que la usa como si fuera equivalente.</w:t>
+        <w:t xml:space="preserve">Tipografía, confirmada contra el manual de marca original (agencia Dominó): Bw Modelica Medium para el wordmark y para títulos/headings. Bw Modelica Regular para texto de apoyo y cuerpo. League Spartan es la tipografía secundaria de la marca — headings de apoyo y uso digital general, sin restringirse a lockups de submarca.</w:t>
       </w:r>
     </w:p>
     <w:p>
